--- a/tillsyn/A 357-2025 tillsynsbegäran.docx
+++ b/tillsyn/A 357-2025 tillsynsbegäran.docx
@@ -1737,7 +1737,7 @@
     <w:r>
       <w:tab/>
       <w:tab/>
-      <w:t>2026-09-14</w:t>
+      <w:t>2026-09-15</w:t>
       <w:br/>
       <w:br/>
     </w:r>

--- a/tillsyn/A 357-2025 tillsynsbegäran.docx
+++ b/tillsyn/A 357-2025 tillsynsbegäran.docx
@@ -1737,7 +1737,7 @@
     <w:r>
       <w:tab/>
       <w:tab/>
-      <w:t>2026-09-15</w:t>
+      <w:t>2026-09-16</w:t>
       <w:br/>
       <w:br/>
     </w:r>

--- a/tillsyn/A 357-2025 tillsynsbegäran.docx
+++ b/tillsyn/A 357-2025 tillsynsbegäran.docx
@@ -1737,7 +1737,7 @@
     <w:r>
       <w:tab/>
       <w:tab/>
-      <w:t>2026-09-16</w:t>
+      <w:t>2026-09-17</w:t>
       <w:br/>
       <w:br/>
     </w:r>

--- a/tillsyn/A 357-2025 tillsynsbegäran.docx
+++ b/tillsyn/A 357-2025 tillsynsbegäran.docx
@@ -1737,7 +1737,7 @@
     <w:r>
       <w:tab/>
       <w:tab/>
-      <w:t>2026-09-17</w:t>
+      <w:t>2026-09-18</w:t>
       <w:br/>
       <w:br/>
     </w:r>

--- a/tillsyn/A 357-2025 tillsynsbegäran.docx
+++ b/tillsyn/A 357-2025 tillsynsbegäran.docx
@@ -1737,7 +1737,7 @@
     <w:r>
       <w:tab/>
       <w:tab/>
-      <w:t>2026-09-18</w:t>
+      <w:t>2026-09-19</w:t>
       <w:br/>
       <w:br/>
     </w:r>

--- a/tillsyn/A 357-2025 tillsynsbegäran.docx
+++ b/tillsyn/A 357-2025 tillsynsbegäran.docx
@@ -1737,7 +1737,7 @@
     <w:r>
       <w:tab/>
       <w:tab/>
-      <w:t>2026-09-19</w:t>
+      <w:t>2026-09-21</w:t>
       <w:br/>
       <w:br/>
     </w:r>

--- a/tillsyn/A 357-2025 tillsynsbegäran.docx
+++ b/tillsyn/A 357-2025 tillsynsbegäran.docx
@@ -1737,7 +1737,7 @@
     <w:r>
       <w:tab/>
       <w:tab/>
-      <w:t>2026-09-21</w:t>
+      <w:t>2026-09-23</w:t>
       <w:br/>
       <w:br/>
     </w:r>

--- a/tillsyn/A 357-2025 tillsynsbegäran.docx
+++ b/tillsyn/A 357-2025 tillsynsbegäran.docx
@@ -1737,7 +1737,7 @@
     <w:r>
       <w:tab/>
       <w:tab/>
-      <w:t>2026-09-23</w:t>
+      <w:t>2026-09-24</w:t>
       <w:br/>
       <w:br/>
     </w:r>

--- a/tillsyn/A 357-2025 tillsynsbegäran.docx
+++ b/tillsyn/A 357-2025 tillsynsbegäran.docx
@@ -1737,7 +1737,7 @@
     <w:r>
       <w:tab/>
       <w:tab/>
-      <w:t>2026-09-24</w:t>
+      <w:t>2026-09-25</w:t>
       <w:br/>
       <w:br/>
     </w:r>

--- a/tillsyn/A 357-2025 tillsynsbegäran.docx
+++ b/tillsyn/A 357-2025 tillsynsbegäran.docx
@@ -1737,7 +1737,7 @@
     <w:r>
       <w:tab/>
       <w:tab/>
-      <w:t>2026-09-25</w:t>
+      <w:t>2026-09-26</w:t>
       <w:br/>
       <w:br/>
     </w:r>

--- a/tillsyn/A 357-2025 tillsynsbegäran.docx
+++ b/tillsyn/A 357-2025 tillsynsbegäran.docx
@@ -1737,7 +1737,7 @@
     <w:r>
       <w:tab/>
       <w:tab/>
-      <w:t>2026-09-26</w:t>
+      <w:t>2026-09-27</w:t>
       <w:br/>
       <w:br/>
     </w:r>

--- a/tillsyn/A 357-2025 tillsynsbegäran.docx
+++ b/tillsyn/A 357-2025 tillsynsbegäran.docx
@@ -1737,7 +1737,7 @@
     <w:r>
       <w:tab/>
       <w:tab/>
-      <w:t>2026-09-27</w:t>
+      <w:t>2026-09-28</w:t>
       <w:br/>
       <w:br/>
     </w:r>

--- a/tillsyn/A 357-2025 tillsynsbegäran.docx
+++ b/tillsyn/A 357-2025 tillsynsbegäran.docx
@@ -22,7 +22,7 @@
       <w:r>
         <w:drawing>
           <wp:inline xmlns:a="http://schemas.openxmlformats.org/drawingml/2006/main" xmlns:pic="http://schemas.openxmlformats.org/drawingml/2006/picture">
-            <wp:extent cx="5078821" cy="5724000"/>
+            <wp:extent cx="5147665" cy="5724000"/>
             <wp:docPr id="1" name="Picture 1"/>
             <wp:cNvGraphicFramePr>
               <a:graphicFrameLocks noChangeAspect="1"/>
@@ -43,7 +43,7 @@
                   <pic:spPr>
                     <a:xfrm>
                       <a:off x="0" y="0"/>
-                      <a:ext cx="5078821" cy="5724000"/>
+                      <a:ext cx="5147665" cy="5724000"/>
                     </a:xfrm>
                     <a:prstGeom prst="rect"/>
                   </pic:spPr>
@@ -65,7 +65,7 @@
     </w:p>
     <w:p>
       <w:r>
-        <w:t>I och inom 24 meter från avverkningsanmälan finns fynd av 30 naturvårdsarter, varav 7 är rödlistade, 9 är fridlysta, 23 är typiska (T) och 14 är signalarter (S): garnlav (VU, T), kattfotslav (NT, T), rynkskinn (NT, T), sårläka (NT, T), talltita (NT, §4), ullticka (NT, T), vårärt (NT, T), brandticka (S), bronshjon (S, T), bårdlav (S, T), dvärgtufs (S), granbarkgnagare (S, T), grön sköldmossa (S, T, §8), kamjordstjärna (S), korallblylav (S, T), rävticka (S, T), skinnlav (S, T), stor aspticka (S, T), stubbspretmossa (S, T), tibast (S, T), vätteros (S, T), blåsippa (T, §9), kransmossa (T), ormbär (T), spillkråka (T, §4), tjäder (T, §4), tofsmes (T, §4), kungsfågel (§4), svartvit flugsnappare (§4) och gullviva (§9). Se Figur 1.</w:t>
+        <w:t>I och inom 24 meter från avverkningsanmälan finns fynd av 38 naturvårdsarter, varav 13 är rödlistade, 9 är fridlysta, 24 är typiska (T) och 16 är signalarter (S): garnlav (VU, T), gyllenspindling (VU), fjällig taggsvamp s.str. (NT), gultoppig fingersvamp (NT), kandelabersvamp (NT, T), kattfotslav (NT, T), persiljespindling (NT), rynkskinn (NT, T), skarp dropptaggsvamp (NT), sårläka (NT, T), talltita (NT, §4), ullticka (NT, T), vårärt (NT, T), brandticka (S), bronshjon (S, T), bårdlav (S, T), dvärgtufs (S), granbarkgnagare (S, T), grön sköldmossa (S, T, §8), kamjordstjärna (S), korallblylav (S, T), olivspindling (S), rävticka (S, T), skinnlav (S, T), stor aspticka (S, T), stubbspretmossa (S, T), svavelriska (S), tibast (S, T), vätteros (S, T), blåsippa (T, §9), kransmossa (T), ormbär (T), spillkråka (T, §4), tjäder (T, §4), tofsmes (T, §4), kungsfågel (§4), svartvit flugsnappare (§4) och gullviva (§9). Se Figur 1.</w:t>
       </w:r>
     </w:p>
     <w:p>
@@ -138,6 +138,59 @@
         <w:rPr>
           <w:b/>
         </w:rPr>
+        <w:t>Gyllenspindling (VU)</w:t>
+      </w:r>
+      <w:r>
+        <w:t xml:space="preserve"> bildar mykorrhiza med gran i ängsgranskog på kalkrik mark, mer sällan med tall i kalktallskog. Minskningstakten uppgår till 30 % inom 50 år och överstiger gränsvärdet för Sårbar (VU) enligt A-kriteriet. Skogsbruk med kalavverkning, markberedning etc. är ogynnsamt för arten. Barrskog på kalkrik mark är en synnerligen skyddsvärd biotop varav fler områden behöver skyddas (SLU Artdatabanken, 2024).</w:t>
+      </w:r>
+    </w:p>
+    <w:p>
+      <w:r>
+        <w:rPr>
+          <w:b/>
+        </w:rPr>
+        <w:t>Fjällig taggsvamp s.str. (NT)</w:t>
+      </w:r>
+      <w:r>
+        <w:t xml:space="preserve"> bildar mykorrhiza med gran i granskog och barrblandskog, främst på frisk näringsrik mark i äldre skog med lång trädkontinuitet. Den totala populationen i landet har minskat och bedöms fortsätta minska till följd av avverkning av äldre barrskogar. Minskningstakten för den svenska populationen bedöms vara nära gränsvärdet för sårbar (VU) (SLU Artdatabanken, 2026).</w:t>
+      </w:r>
+    </w:p>
+    <w:p>
+      <w:r>
+        <w:rPr>
+          <w:b/>
+        </w:rPr>
+        <w:t>Gultoppig fingersvamp (NT)</w:t>
+      </w:r>
+      <w:r>
+        <w:t xml:space="preserve"> bildar mykorrhiza med gran i örtrik äldre barrskog. Den är något kalkgynnad och föredrar bördiga granskogar av lågörtstyp. Svampen hotas främst av skogsavverkning och tycks försvinna efter slutavverkning, markberedning och plantering. Skogsområden med arten bör undantas från storskaligt skogsbruk. Slutavverkning, kraftig gallring och skogsgödsling måste undvikas, liksom körning med tunga maskiner (SLU Artdatabanken, 2024).</w:t>
+      </w:r>
+    </w:p>
+    <w:p>
+      <w:r>
+        <w:rPr>
+          <w:b/>
+        </w:rPr>
+        <w:t>Kandelabersvamp (NT)</w:t>
+      </w:r>
+      <w:r>
+        <w:t xml:space="preserve"> är en mycket bra signalart på skyddsvärda skogsbestånd i hela sitt utbredningsområde. Svampen indikerar sena aspsuccessioner inom områden med konstant hög luftfuktighet. Kandelabersvamp är typisk art för </w:t>
+      </w:r>
+      <w:r>
+        <w:rPr>
+          <w:i/>
+        </w:rPr>
+        <w:t xml:space="preserve">9010 Taiga </w:t>
+      </w:r>
+      <w:r>
+        <w:t>(Nitare &amp; Skogsstyrelsen, 2019; SLU Artdatabanken, 2025).</w:t>
+      </w:r>
+    </w:p>
+    <w:p>
+      <w:r>
+        <w:rPr>
+          <w:b/>
+        </w:rPr>
         <w:t xml:space="preserve">Kattfotslav (NT) </w:t>
       </w:r>
       <w:r>
@@ -167,6 +220,17 @@
         <w:rPr>
           <w:b/>
         </w:rPr>
+        <w:t>Persiljespindling (NT)</w:t>
+      </w:r>
+      <w:r>
+        <w:t xml:space="preserve"> bildar mykorrhiza med tall, gran och bok i ängsgranskog, kalktallskog och i ängsbokskog på rikare mark. Minskningstakten uppgår till 15 % inom 50 år och bedöms vara nära gränsvärdet för Sårbar (VU). (A2c+3c+4c). Persiljespindlingen hotas av avverkningar och är särskilt känslig eftersom den är knuten till äldre, produktiv barrskog, d.v.s. en skogstyp som är en bristvara i skyddade områden i Sverige och som samtidigt försvinner i snabb takt genom slutavverkningar. Skyddet för äldre ört- och kalkrika barrskogar med trädkontinuitet måste öka och oskyddade bokskogar med persiljespindling måste få ett formellt skydd i form av biotopskydd eller naturreservat (SLU Artdatabanken, 2024).</w:t>
+      </w:r>
+    </w:p>
+    <w:p>
+      <w:r>
+        <w:rPr>
+          <w:b/>
+        </w:rPr>
         <w:t>Rynkskinn (NT)</w:t>
       </w:r>
       <w:r>
@@ -196,6 +260,17 @@
         <w:rPr>
           <w:b/>
         </w:rPr>
+        <w:t xml:space="preserve">Skarp dropptaggsvamp (NT) </w:t>
+      </w:r>
+      <w:r>
+        <w:t>bildar mykorrhiza med både gran och tall, främst i barrskogar med trädkontinuitet. Arten uppträder dels i näringsrik kalkbarrskog och dels i sur lavtallskog. Kalkbarrskogarna är ofta grandominerade, olikåldriga och skiktade på frisk mark med ett örtrikt vegetationsskikt. Lavtallskogarna är i regel magra, torra, ljusöppna och ofta brandpräglade. Den totala populationen i landet har minskat och bedöms fortsätta minska till följd av avverkning av äldre barrskogar. Arten har begränsad förmåga att återetablera sig efter slutavverkning eller andra storskaliga skogsbruksåtgärder. Det saknas indikationer på att arten långsiktigt kan etablera eller reproducera sig i skogsbestånd som brukas med metoder som trakthyggesbruk, markberedning, gödsling eller föryngring med förädlat plantmaterial. Minskningstakten för den svenska populationen bedöms vara nära gränsvärdet för Sårbar (VU) (SLU Artdatabanken, 2026).</w:t>
+      </w:r>
+    </w:p>
+    <w:p>
+      <w:r>
+        <w:rPr>
+          <w:b/>
+        </w:rPr>
         <w:t>Sårläka (NT)</w:t>
       </w:r>
       <w:r>
@@ -470,6 +545,17 @@
       </w:r>
       <w:r>
         <w:t xml:space="preserve"> (SLU Artdatabanken, 2024; Nitare &amp; Skogsstyrelsen, 2019).</w:t>
+      </w:r>
+    </w:p>
+    <w:p>
+      <w:r>
+        <w:rPr>
+          <w:b/>
+        </w:rPr>
+        <w:t>Olivspindling</w:t>
+      </w:r>
+      <w:r>
+        <w:t xml:space="preserve"> växer uteslutande på näringsrik och kalkhaltig skogsmark där den huvudsakligen bildar mykorrhiza med gran och tall. Svampen är en typisk representant för kalkgranskogens särpräglade och rika svampflora. Kalavverkning är ett hot mot arten, eftersom den sannolikt kräver lång kontinuitet av äldre träd. Populationerna i landet bedöms därför minska beroende på slutavverkning av äldre barrskog på kalkhaltig mark (SLU Artdatabanken, 2024; Nitare &amp; Skogsstyrelsen, 2019).</w:t>
       </w:r>
     </w:p>
     <w:p>
@@ -841,7 +927,7 @@
     </w:p>
     <w:p>
       <w:r>
-        <w:t>Följande typiska arter har sina livsmiljöer och växtplatser i den avverkningsanmälda skogen: garnlav (VU, T), kattfotslav (NT, T), rynkskinn (NT, T), sårläka (NT, T), ullticka (NT, T), vårärt (NT, T), bronshjon (S, T), bårdlav (S, T), granbarkgnagare (S, T), grön sköldmossa (S, T, §8), korallblylav (S, T), rävticka (S, T), skinnlav (S, T), stor aspticka (S, T), stubbspretmossa (S, T), tibast (S, T), vätteros (S, T), blåsippa (T, §9), kransmossa (T), ormbär (T), spillkråka (T, §4), tjäder (T, §4) och tofsmes (T, §4).</w:t>
+        <w:t>Följande typiska arter har sina livsmiljöer och växtplatser i den avverkningsanmälda skogen: garnlav (VU, T), kandelabersvamp (NT, T), kattfotslav (NT, T), rynkskinn (NT, T), sårläka (NT, T), ullticka (NT, T), vårärt (NT, T), bronshjon (S, T), bårdlav (S, T), granbarkgnagare (S, T), grön sköldmossa (S, T, §8), korallblylav (S, T), rävticka (S, T), skinnlav (S, T), stor aspticka (S, T), stubbspretmossa (S, T), tibast (S, T), vätteros (S, T), blåsippa (T, §9), kransmossa (T), ormbär (T), spillkråka (T, §4), tjäder (T, §4) och tofsmes (T, §4).</w:t>
       </w:r>
     </w:p>
     <w:p>
@@ -1737,7 +1823,7 @@
     <w:r>
       <w:tab/>
       <w:tab/>
-      <w:t>2026-09-28</w:t>
+      <w:t>2026-09-29</w:t>
       <w:br/>
       <w:br/>
     </w:r>

--- a/tillsyn/A 357-2025 tillsynsbegäran.docx
+++ b/tillsyn/A 357-2025 tillsynsbegäran.docx
@@ -1823,7 +1823,7 @@
     <w:r>
       <w:tab/>
       <w:tab/>
-      <w:t>2026-09-29</w:t>
+      <w:t>2026-09-30</w:t>
       <w:br/>
       <w:br/>
     </w:r>

--- a/tillsyn/A 357-2025 tillsynsbegäran.docx
+++ b/tillsyn/A 357-2025 tillsynsbegäran.docx
@@ -1823,7 +1823,7 @@
     <w:r>
       <w:tab/>
       <w:tab/>
-      <w:t>2026-09-30</w:t>
+      <w:t>2026-10-01</w:t>
       <w:br/>
       <w:br/>
     </w:r>

--- a/tillsyn/A 357-2025 tillsynsbegäran.docx
+++ b/tillsyn/A 357-2025 tillsynsbegäran.docx
@@ -1823,7 +1823,7 @@
     <w:r>
       <w:tab/>
       <w:tab/>
-      <w:t>2026-10-01</w:t>
+      <w:t>2026-10-02</w:t>
       <w:br/>
       <w:br/>
     </w:r>

--- a/tillsyn/A 357-2025 tillsynsbegäran.docx
+++ b/tillsyn/A 357-2025 tillsynsbegäran.docx
@@ -1823,7 +1823,7 @@
     <w:r>
       <w:tab/>
       <w:tab/>
-      <w:t>2026-10-02</w:t>
+      <w:t>2026-10-03</w:t>
       <w:br/>
       <w:br/>
     </w:r>

--- a/tillsyn/A 357-2025 tillsynsbegäran.docx
+++ b/tillsyn/A 357-2025 tillsynsbegäran.docx
@@ -1823,7 +1823,7 @@
     <w:r>
       <w:tab/>
       <w:tab/>
-      <w:t>2026-10-03</w:t>
+      <w:t>2026-10-04</w:t>
       <w:br/>
       <w:br/>
     </w:r>

--- a/tillsyn/A 357-2025 tillsynsbegäran.docx
+++ b/tillsyn/A 357-2025 tillsynsbegäran.docx
@@ -1823,7 +1823,7 @@
     <w:r>
       <w:tab/>
       <w:tab/>
-      <w:t>2026-10-04</w:t>
+      <w:t>2026-10-05</w:t>
       <w:br/>
       <w:br/>
     </w:r>

--- a/tillsyn/A 357-2025 tillsynsbegäran.docx
+++ b/tillsyn/A 357-2025 tillsynsbegäran.docx
@@ -1823,7 +1823,7 @@
     <w:r>
       <w:tab/>
       <w:tab/>
-      <w:t>2026-10-05</w:t>
+      <w:t>2026-10-06</w:t>
       <w:br/>
       <w:br/>
     </w:r>

--- a/tillsyn/A 357-2025 tillsynsbegäran.docx
+++ b/tillsyn/A 357-2025 tillsynsbegäran.docx
@@ -1823,7 +1823,7 @@
     <w:r>
       <w:tab/>
       <w:tab/>
-      <w:t>2026-10-06</w:t>
+      <w:t>2026-10-07</w:t>
       <w:br/>
       <w:br/>
     </w:r>

--- a/tillsyn/A 357-2025 tillsynsbegäran.docx
+++ b/tillsyn/A 357-2025 tillsynsbegäran.docx
@@ -1823,7 +1823,7 @@
     <w:r>
       <w:tab/>
       <w:tab/>
-      <w:t>2026-10-07</w:t>
+      <w:t>2026-10-08</w:t>
       <w:br/>
       <w:br/>
     </w:r>

--- a/tillsyn/A 357-2025 tillsynsbegäran.docx
+++ b/tillsyn/A 357-2025 tillsynsbegäran.docx
@@ -1823,7 +1823,7 @@
     <w:r>
       <w:tab/>
       <w:tab/>
-      <w:t>2026-10-08</w:t>
+      <w:t>2026-10-09</w:t>
       <w:br/>
       <w:br/>
     </w:r>

--- a/tillsyn/A 357-2025 tillsynsbegäran.docx
+++ b/tillsyn/A 357-2025 tillsynsbegäran.docx
@@ -1823,7 +1823,7 @@
     <w:r>
       <w:tab/>
       <w:tab/>
-      <w:t>2026-10-09</w:t>
+      <w:t>2026-10-10</w:t>
       <w:br/>
       <w:br/>
     </w:r>

--- a/tillsyn/A 357-2025 tillsynsbegäran.docx
+++ b/tillsyn/A 357-2025 tillsynsbegäran.docx
@@ -1823,7 +1823,7 @@
     <w:r>
       <w:tab/>
       <w:tab/>
-      <w:t>2026-10-10</w:t>
+      <w:t>2026-10-11</w:t>
       <w:br/>
       <w:br/>
     </w:r>

--- a/tillsyn/A 357-2025 tillsynsbegäran.docx
+++ b/tillsyn/A 357-2025 tillsynsbegäran.docx
@@ -1823,7 +1823,7 @@
     <w:r>
       <w:tab/>
       <w:tab/>
-      <w:t>2026-10-11</w:t>
+      <w:t>2026-10-12</w:t>
       <w:br/>
       <w:br/>
     </w:r>

--- a/tillsyn/A 357-2025 tillsynsbegäran.docx
+++ b/tillsyn/A 357-2025 tillsynsbegäran.docx
@@ -1823,7 +1823,7 @@
     <w:r>
       <w:tab/>
       <w:tab/>
-      <w:t>2026-10-12</w:t>
+      <w:t>2026-10-13</w:t>
       <w:br/>
       <w:br/>
     </w:r>

--- a/tillsyn/A 357-2025 tillsynsbegäran.docx
+++ b/tillsyn/A 357-2025 tillsynsbegäran.docx
@@ -1823,7 +1823,7 @@
     <w:r>
       <w:tab/>
       <w:tab/>
-      <w:t>2026-10-13</w:t>
+      <w:t>2026-10-14</w:t>
       <w:br/>
       <w:br/>
     </w:r>

--- a/tillsyn/A 357-2025 tillsynsbegäran.docx
+++ b/tillsyn/A 357-2025 tillsynsbegäran.docx
@@ -1823,7 +1823,7 @@
     <w:r>
       <w:tab/>
       <w:tab/>
-      <w:t>2026-10-14</w:t>
+      <w:t>2026-10-16</w:t>
       <w:br/>
       <w:br/>
     </w:r>

--- a/tillsyn/A 357-2025 tillsynsbegäran.docx
+++ b/tillsyn/A 357-2025 tillsynsbegäran.docx
@@ -1823,7 +1823,7 @@
     <w:r>
       <w:tab/>
       <w:tab/>
-      <w:t>2026-10-16</w:t>
+      <w:t>2026-10-17</w:t>
       <w:br/>
       <w:br/>
     </w:r>

--- a/tillsyn/A 357-2025 tillsynsbegäran.docx
+++ b/tillsyn/A 357-2025 tillsynsbegäran.docx
@@ -1823,7 +1823,7 @@
     <w:r>
       <w:tab/>
       <w:tab/>
-      <w:t>2026-10-17</w:t>
+      <w:t>2026-10-18</w:t>
       <w:br/>
       <w:br/>
     </w:r>

--- a/tillsyn/A 357-2025 tillsynsbegäran.docx
+++ b/tillsyn/A 357-2025 tillsynsbegäran.docx
@@ -1823,7 +1823,7 @@
     <w:r>
       <w:tab/>
       <w:tab/>
-      <w:t>2026-10-18</w:t>
+      <w:t>2026-10-19</w:t>
       <w:br/>
       <w:br/>
     </w:r>

--- a/tillsyn/A 357-2025 tillsynsbegäran.docx
+++ b/tillsyn/A 357-2025 tillsynsbegäran.docx
@@ -1823,7 +1823,7 @@
     <w:r>
       <w:tab/>
       <w:tab/>
-      <w:t>2026-10-19</w:t>
+      <w:t>2026-10-20</w:t>
       <w:br/>
       <w:br/>
     </w:r>

--- a/tillsyn/A 357-2025 tillsynsbegäran.docx
+++ b/tillsyn/A 357-2025 tillsynsbegäran.docx
@@ -1823,7 +1823,7 @@
     <w:r>
       <w:tab/>
       <w:tab/>
-      <w:t>2026-10-20</w:t>
+      <w:t>2026-10-21</w:t>
       <w:br/>
       <w:br/>
     </w:r>

--- a/tillsyn/A 357-2025 tillsynsbegäran.docx
+++ b/tillsyn/A 357-2025 tillsynsbegäran.docx
@@ -1823,7 +1823,7 @@
     <w:r>
       <w:tab/>
       <w:tab/>
-      <w:t>2026-10-21</w:t>
+      <w:t>2026-10-22</w:t>
       <w:br/>
       <w:br/>
     </w:r>

--- a/tillsyn/A 357-2025 tillsynsbegäran.docx
+++ b/tillsyn/A 357-2025 tillsynsbegäran.docx
@@ -1823,7 +1823,7 @@
     <w:r>
       <w:tab/>
       <w:tab/>
-      <w:t>2026-10-22</w:t>
+      <w:t>2026-10-23</w:t>
       <w:br/>
       <w:br/>
     </w:r>

--- a/tillsyn/A 357-2025 tillsynsbegäran.docx
+++ b/tillsyn/A 357-2025 tillsynsbegäran.docx
@@ -1823,7 +1823,7 @@
     <w:r>
       <w:tab/>
       <w:tab/>
-      <w:t>2026-10-23</w:t>
+      <w:t>2026-10-24</w:t>
       <w:br/>
       <w:br/>
     </w:r>

--- a/tillsyn/A 357-2025 tillsynsbegäran.docx
+++ b/tillsyn/A 357-2025 tillsynsbegäran.docx
@@ -1823,7 +1823,7 @@
     <w:r>
       <w:tab/>
       <w:tab/>
-      <w:t>2026-10-24</w:t>
+      <w:t>2026-10-25</w:t>
       <w:br/>
       <w:br/>
     </w:r>

--- a/tillsyn/A 357-2025 tillsynsbegäran.docx
+++ b/tillsyn/A 357-2025 tillsynsbegäran.docx
@@ -1823,7 +1823,7 @@
     <w:r>
       <w:tab/>
       <w:tab/>
-      <w:t>2026-10-25</w:t>
+      <w:t>2026-10-26</w:t>
       <w:br/>
       <w:br/>
     </w:r>

--- a/tillsyn/A 357-2025 tillsynsbegäran.docx
+++ b/tillsyn/A 357-2025 tillsynsbegäran.docx
@@ -1823,7 +1823,7 @@
     <w:r>
       <w:tab/>
       <w:tab/>
-      <w:t>2026-10-26</w:t>
+      <w:t>2026-10-27</w:t>
       <w:br/>
       <w:br/>
     </w:r>

--- a/tillsyn/A 357-2025 tillsynsbegäran.docx
+++ b/tillsyn/A 357-2025 tillsynsbegäran.docx
@@ -1823,7 +1823,7 @@
     <w:r>
       <w:tab/>
       <w:tab/>
-      <w:t>2026-10-27</w:t>
+      <w:t>2026-10-28</w:t>
       <w:br/>
       <w:br/>
     </w:r>

--- a/tillsyn/A 357-2025 tillsynsbegäran.docx
+++ b/tillsyn/A 357-2025 tillsynsbegäran.docx
@@ -1823,7 +1823,7 @@
     <w:r>
       <w:tab/>
       <w:tab/>
-      <w:t>2026-10-28</w:t>
+      <w:t>2026-10-29</w:t>
       <w:br/>
       <w:br/>
     </w:r>

--- a/tillsyn/A 357-2025 tillsynsbegäran.docx
+++ b/tillsyn/A 357-2025 tillsynsbegäran.docx
@@ -1823,7 +1823,7 @@
     <w:r>
       <w:tab/>
       <w:tab/>
-      <w:t>2026-10-29</w:t>
+      <w:t>2026-10-31</w:t>
       <w:br/>
       <w:br/>
     </w:r>
